--- a/bench/corpus/x2.docx
+++ b/bench/corpus/x2.docx
@@ -47,6 +47,11 @@
         <w:t xml:space="preserve">הח"מ מונתה כאפוטרופסית לדין בהליך זה. האפוטרופוס לדין הקודם סיים את תפקידו.</w:t>
       </w:r>
     </w:p>
+    <w:p>
+      <w:r>
+        <w:t xml:space="preserve">אורה של תקווה עדיין קיימת, וחוסן המשפחה נבדק. עלי לציין כי גבעות הקושי לא נעלמו.</w:t>
+      </w:r>
+    </w:p>
   </w:body>
 </w:document>
 </file>